--- a/public/templates/LEGAL_TEXT_MASTER.docx
+++ b/public/templates/LEGAL_TEXT_MASTER.docx
@@ -2297,7 +2297,7 @@
                                 <w:color w:val="auto"/>
                                 <w:lang w:val="hu-HU" w:bidi="ar-SA"/>
                               </w:rPr>
-                              <w:t>263</w:t>
+                              <w:t>{{healthMarkNo}}</w:t>
                             </w:r>
                           </w:p>
                           <w:p>
@@ -2373,7 +2373,7 @@
                           <w:color w:val="auto"/>
                           <w:lang w:val="hu-HU" w:bidi="ar-SA"/>
                         </w:rPr>
-                        <w:t>263</w:t>
+                        <w:t>{{healthMarkNo}}</w:t>
                       </w:r>
                     </w:p>
                     <w:p>

--- a/public/templates/LEGAL_TEXT_MASTER.docx
+++ b/public/templates/LEGAL_TEXT_MASTER.docx
@@ -2579,7 +2579,7 @@
     </w:pPr>
     <w:r>
       <w:rPr/>
-      <w:t xml:space="preserve">2 / 2{{date}}</w:t>
+      <w:t xml:space="preserve">2 / </w:t>
     </w:r>
     <w:r>
       <w:rPr/>
@@ -2595,7 +2595,7 @@
     </w:r>
     <w:r>
       <w:rPr/>
-      <w:t/>
+      <w:t>2</w:t>
     </w:r>
     <w:r>
       <w:rPr/>
@@ -2605,7 +2605,7 @@
       <w:rPr/>
       <w:tab/>
       <w:tab/>
-      <w:t/>
+      <w:t>{{date}}</w:t>
     </w:r>
   </w:p>
   <w:p>
